--- a/05_Informes_Semanales_APA7/2026-08-26_Paper_Macroeconomico_Semanal.docx
+++ b/05_Informes_Semanales_APA7/2026-08-26_Paper_Macroeconomico_Semanal.docx
@@ -170,7 +170,7 @@
           <w:color w:val="0F172A"/>
           <w:sz w:val="16"/>
         </w:rPr>
-        <w:t>Bajo el enfoque de Sargent &amp; Wallace (1981), la disciplina fiscal mitiga el canal de expectativas racionales que asociaba los pasivos remunerados a emisión futura. Al absorber liquidez con Pases Pasivos respaldados por superávit primario, el multiplicador monetario secundario opera acotado por los encajes no remunerados, consolidando una Base Monetaria de $46,54 Billones (BCRA v4.0) y reservas brutas en USD 50.660 millones.</w:t>
+        <w:t>Bajo el enfoque de Sargent &amp; Wallace (1981), la disciplina fiscal mitiga el canal de expectativas racionales que asociaba los pasivos remunerados a emisión futura. Al absorber liquidez con Pases Pasivos respaldados por superávit primario, el multiplicador monetario secundario opera acotado por los encajes no remunerados, consolidando una Base Monetaria de $46,58 Billones (BCRA v4.0) y reservas brutas en USD 50.660 millones.</w:t>
       </w:r>
     </w:p>
     <w:p>
@@ -457,7 +457,7 @@
                 <w:color w:val="0F172A"/>
                 <w:sz w:val="14"/>
               </w:rPr>
-              <w:t>$46,54 Billones</w:t>
+              <w:t>$46,58 Billones</w:t>
             </w:r>
           </w:p>
         </w:tc>
